--- a/Lanzamiento_Octubre_2026/profes/Kit_Abby_Conversacional_Ninos_KO.docx
+++ b/Lanzamiento_Octubre_2026/profes/Kit_Abby_Conversacional_Ninos_KO.docx
@@ -219,7 +219,7 @@
           <w:sz w:val="17"/>
           <w:szCs w:val="17"/>
         </w:rPr>
-        <w:t xml:space="preserve">버전 1.0 · 2026년 9월 25일(금) · 교사용 내부 문서. 수업 정보 출처: academiaseul.com/programa, 전체 프로그램 Part III(교사 가이드).</w:t>
+        <w:t xml:space="preserve">버전 1.1 · 2026년 9월 25일(금) · 교사용 내부 문서. 수업 정보 출처: academiaseul.com/programa, 전체 프로그램 Part III(교사 가이드).</w:t>
       </w:r>
     </w:p>
     <w:p>
@@ -3777,7 +3777,7 @@
                 <w:sz w:val="18"/>
                 <w:szCs w:val="18"/>
               </w:rPr>
-              <w:t xml:space="preserve">10월 7일(수)</w:t>
+              <w:t xml:space="preserve">10월 7일(수)까지</w:t>
             </w:r>
           </w:p>
         </w:tc>
@@ -3804,7 +3804,7 @@
                 <w:sz w:val="18"/>
                 <w:szCs w:val="18"/>
               </w:rPr>
-              <w:t xml:space="preserve">10월 7일(수)</w:t>
+              <w:t xml:space="preserve">10월 7일(수)까지</w:t>
             </w:r>
           </w:p>
         </w:tc>
@@ -3831,7 +3831,7 @@
                 <w:sz w:val="18"/>
                 <w:szCs w:val="18"/>
               </w:rPr>
-              <w:t xml:space="preserve">매주 반복 Zoom 링크 마감 (또는 학원 계정 사용 확인)</w:t>
+              <w:t xml:space="preserve">Jay가 Zoom 링크(학원 유료 계정, 8회 반복 회의)와 호스트 키를 보내 드려요. 선생님이 링크를 만들거나 보내실 필요는 없어요.</w:t>
             </w:r>
           </w:p>
         </w:tc>
@@ -3858,7 +3858,7 @@
                 <w:sz w:val="18"/>
                 <w:szCs w:val="18"/>
               </w:rPr>
-              <w:t xml:space="preserve">선생님</w:t>
+              <w:t xml:space="preserve">Jay → 선생님</w:t>
             </w:r>
           </w:p>
         </w:tc>
@@ -10268,7 +10268,7 @@
           <w:sz w:val="22"/>
           <w:szCs w:val="22"/>
         </w:rPr>
-        <w:t xml:space="preserve">부탁드리는 일 4가지와 마감일입니다 (한국 시간, 괄호 안은 칠레). 일정이 어려우시면 마감 전에 편하게 말씀해 주세요.</w:t>
+        <w:t xml:space="preserve">첫 수업 전에 부탁드리는 일과 받으실 것, 그리고 마감일입니다 (한국 시간, 괄호 안은 칠레). 일정이 어려우시면 마감 전에 편하게 말씀해 주세요.</w:t>
       </w:r>
     </w:p>
     <w:tbl>
@@ -10577,7 +10577,7 @@
                 <w:sz w:val="18"/>
                 <w:szCs w:val="18"/>
               </w:rPr>
-              <w:t xml:space="preserve">매주 반복 Zoom 링크 (회화 1 + 어린이반) 또는 학원 계정 사용 확인</w:t>
+              <w:t xml:space="preserve">Jay에게 Zoom 링크와 호스트 키 받기</w:t>
             </w:r>
           </w:p>
         </w:tc>
@@ -10604,7 +10604,7 @@
                 <w:sz w:val="18"/>
                 <w:szCs w:val="18"/>
               </w:rPr>
-              <w:t xml:space="preserve">10월 7일(수) (칠레 10월 7일(수))</w:t>
+              <w:t xml:space="preserve">10월 7일(수)까지 (칠레 10월 7일(수)까지)</w:t>
             </w:r>
           </w:p>
         </w:tc>
@@ -10631,7 +10631,7 @@
                 <w:sz w:val="18"/>
                 <w:szCs w:val="18"/>
               </w:rPr>
-              <w:t xml:space="preserve">소그룹 방(breakout rooms) 허용, 클라우드 녹화 켜기. 어린이반 호스트는 Jay와 정해요. 링크는 Jay가 첫 수업 전에 학생들에게 전달합니다.</w:t>
+              <w:t xml:space="preserve">Jay가 Zoom 링크(학원 유료 계정, 8회 반복 회의)와 호스트 키를 10월 7일(수)까지 보내 드려요: 회화 1 링크 하나, 어린이반 링크 하나. 선생님은 링크를 만들거나 보내실 필요가 없어요. 호스트가 되려면 링크로 들어가서 참가자 → '호스트 권한 가져오기'를 누르고 키를 입력하세요. 소그룹 방과 클라우드 녹화는 계정에 미리 켜 둡니다. 회화 1 바로 앞(08:00)에 같은 계정으로 다른 수업이 있어서 그 수업이 08:58에 끝나요: 회화 1은 08:58 이후에 들어와 주세요. 링크는 Jay가 첫 수업 전에 학생들에게 전달합니다.</w:t>
             </w:r>
           </w:p>
         </w:tc>
@@ -12675,7 +12675,7 @@
               </w:rPr>
               <w:t xml:space="preserve">Para repasar: Lector de Hangul → [pestaña exacta] · </w:t>
             </w:r>
-            <w:hyperlink w:history="1" r:id="rIdouln0tuibftitgrl2pdeb">
+            <w:hyperlink w:history="1" r:id="rIdmwn_xvhganbctoywb8urp">
               <w:r>
                 <w:rPr>
                   <w:rFonts w:ascii="Arial" w:cs="Arial" w:eastAsia="Malgun Gothic" w:hAnsi="Arial"/>
@@ -15220,7 +15220,7 @@
             <w:pPr>
               <w:spacing w:after="0" w:line="264"/>
             </w:pPr>
-            <w:hyperlink w:history="1" r:id="rIdxug6rbyfrrldorn4p8vrf">
+            <w:hyperlink w:history="1" r:id="rIdfe842o32fvcyzv-1ell3h">
               <w:r>
                 <w:rPr>
                   <w:rFonts w:ascii="Arial" w:cs="Arial" w:eastAsia="Malgun Gothic" w:hAnsi="Arial"/>
@@ -15283,7 +15283,7 @@
             <w:pPr>
               <w:spacing w:after="0" w:line="264"/>
             </w:pPr>
-            <w:hyperlink w:history="1" r:id="rId_zi2oztymvncsceahd9-p">
+            <w:hyperlink w:history="1" r:id="rIds2aif2sclirn-f2nbwlgj">
               <w:r>
                 <w:rPr>
                   <w:rFonts w:ascii="Arial" w:cs="Arial" w:eastAsia="Malgun Gothic" w:hAnsi="Arial"/>
@@ -15346,7 +15346,7 @@
             <w:pPr>
               <w:spacing w:after="50" w:line="264"/>
             </w:pPr>
-            <w:hyperlink w:history="1" r:id="rIdpk_3upzfic2nozmkl1vvh">
+            <w:hyperlink w:history="1" r:id="rIdm3uabtysbpovrrgjpdwag">
               <w:r>
                 <w:rPr>
                   <w:rFonts w:ascii="Arial" w:cs="Arial" w:eastAsia="Malgun Gothic" w:hAnsi="Arial"/>
@@ -15372,7 +15372,7 @@
               </w:rPr>
               <w:t xml:space="preserve">스페인어판: </w:t>
             </w:r>
-            <w:hyperlink w:history="1" r:id="rIdqj0ariuqfdkrs6nq9lxpf">
+            <w:hyperlink w:history="1" r:id="rIdlkvarrqxp2l6jdev9pvur">
               <w:r>
                 <w:rPr>
                   <w:rFonts w:ascii="Arial" w:cs="Arial" w:eastAsia="Malgun Gothic" w:hAnsi="Arial"/>
@@ -15435,7 +15435,7 @@
             <w:pPr>
               <w:spacing w:after="0" w:line="264"/>
             </w:pPr>
-            <w:hyperlink w:history="1" r:id="rIdipqd0tevcrsuszfokuq-s">
+            <w:hyperlink w:history="1" r:id="rId3_oxftef6pdpa0nlotgle">
               <w:r>
                 <w:rPr>
                   <w:rFonts w:ascii="Arial" w:cs="Arial" w:eastAsia="Malgun Gothic" w:hAnsi="Arial"/>
@@ -15507,7 +15507,7 @@
             <w:pPr>
               <w:spacing w:after="0" w:line="264"/>
             </w:pPr>
-            <w:hyperlink w:history="1" r:id="rIdjtyu3wljtfhybac4iljxz">
+            <w:hyperlink w:history="1" r:id="rIdytcwezw9fm9wnd9gy-xpd">
               <w:r>
                 <w:rPr>
                   <w:rFonts w:ascii="Arial" w:cs="Arial" w:eastAsia="Malgun Gothic" w:hAnsi="Arial"/>
@@ -15579,7 +15579,7 @@
             <w:pPr>
               <w:spacing w:after="0" w:line="264"/>
             </w:pPr>
-            <w:hyperlink w:history="1" r:id="rIdkmpukjgl7rvaiccnd5tk6">
+            <w:hyperlink w:history="1" r:id="rIdehbbw0roeaehdruiuhpz8">
               <w:r>
                 <w:rPr>
                   <w:rFonts w:ascii="Arial" w:cs="Arial" w:eastAsia="Malgun Gothic" w:hAnsi="Arial"/>
@@ -15898,7 +15898,7 @@
                 <w:sz w:val="20"/>
                 <w:szCs w:val="20"/>
               </w:rPr>
-              <w:t xml:space="preserve">[PLACEHOLDER: 선생님이 10월 7일(수)까지 보내 주실 링크]</w:t>
+              <w:t xml:space="preserve">[PLACEHOLDER: 회화 1 링크] · [PLACEHOLDER: 어린이반 링크] — Jay가 Zoom 링크(학원 유료 계정, 8회 반복 회의)와 호스트 키를 10월 7일(수)까지 보내 드려요.</w:t>
             </w:r>
           </w:p>
         </w:tc>
@@ -16057,7 +16057,7 @@
               </w:rPr>
               <w:t xml:space="preserve">+56 9 4211 5562 · </w:t>
             </w:r>
-            <w:hyperlink w:history="1" r:id="rIdzo8bmvnbdvbbumtvh9mi4">
+            <w:hyperlink w:history="1" r:id="rId5qtax56pjmvjmirn1ljnf">
               <w:r>
                 <w:rPr>
                   <w:rFonts w:ascii="Arial" w:cs="Arial" w:eastAsia="Malgun Gothic" w:hAnsi="Arial"/>
@@ -16180,7 +16180,7 @@
             <w:pPr>
               <w:spacing w:after="0" w:line="264"/>
             </w:pPr>
-            <w:hyperlink w:history="1" r:id="rIdrskv1yhp8n3dfpvikusn6">
+            <w:hyperlink w:history="1" r:id="rIdoj51db5apijiauuavku2c">
               <w:r>
                 <w:rPr>
                   <w:rFonts w:ascii="Arial" w:cs="Arial" w:eastAsia="Malgun Gothic" w:hAnsi="Arial"/>

--- a/Lanzamiento_Octubre_2026/profes/Kit_Abby_Conversacional_Ninos_KO.docx
+++ b/Lanzamiento_Octubre_2026/profes/Kit_Abby_Conversacional_Ninos_KO.docx
@@ -12,7 +12,7 @@
           <wp:inline distT="0" distB="0" distL="0" distR="0">
             <wp:extent cx="2209800" cy="762000"/>
             <wp:effectExtent t="0" r="0" b="0" l="0"/>
-            <wp:docPr id="1" name="" descr="" title=""/>
+            <wp:docPr id="3" name="" descr="" title=""/>
             <wp:cNvGraphicFramePr>
               <a:graphicFrameLocks xmlns:a="http://schemas.openxmlformats.org/drawingml/2006/main" noChangeAspect="1"/>
             </wp:cNvGraphicFramePr>
@@ -26,7 +26,7 @@
                     </pic:cNvPicPr>
                   </pic:nvPicPr>
                   <pic:blipFill>
-                    <a:blip r:embed="rId9" cstate="none"/>
+                    <a:blip r:embed="rId19" cstate="none"/>
                     <a:srcRect/>
                     <a:stretch>
                       <a:fillRect/>
@@ -126,7 +126,7 @@
           <w:sz w:val="23"/>
           <w:szCs w:val="23"/>
         </w:rPr>
-        <w:t xml:space="preserve">회화 1: 10월 14일(수) ~ 12월 2일(수) · 어린이반: 10월 20일(화) ~ 12월 8일(화)</w:t>
+        <w:t xml:space="preserve">회화 1: 10월 21일(수) ~ 12월 9일(수) · 어린이반: 10월 20일(화) ~ 12월 8일(화)</w:t>
       </w:r>
     </w:p>
     <w:p>
@@ -154,7 +154,7 @@
           <wp:inline distT="0" distB="0" distL="0" distR="0">
             <wp:extent cx="857250" cy="828675"/>
             <wp:effectExtent t="0" r="0" b="0" l="0"/>
-            <wp:docPr id="1" name="" descr="" title=""/>
+            <wp:docPr id="4" name="" descr="" title=""/>
             <wp:cNvGraphicFramePr>
               <a:graphicFrameLocks xmlns:a="http://schemas.openxmlformats.org/drawingml/2006/main" noChangeAspect="1"/>
             </wp:cNvGraphicFramePr>
@@ -168,7 +168,7 @@
                     </pic:cNvPicPr>
                   </pic:nvPicPr>
                   <pic:blipFill>
-                    <a:blip r:embed="rId10" cstate="none"/>
+                    <a:blip r:embed="rId20" cstate="none"/>
                     <a:srcRect/>
                     <a:stretch>
                       <a:fillRect/>
@@ -219,7 +219,7 @@
           <w:sz w:val="17"/>
           <w:szCs w:val="17"/>
         </w:rPr>
-        <w:t xml:space="preserve">버전 1.1 · 2026년 9월 25일(금) · 교사용 내부 문서. 수업 정보 출처: academiaseul.com/programa, 전체 프로그램 Part III(교사 가이드).</w:t>
+        <w:t xml:space="preserve">버전 1.2 · 2026년 10월 16일(금) · 일정 변경: 등록 마감이 한 주 연장되어 회화 1은 10월 21일(수)에 시작합니다 (어린이반은 그대로). 교사용 내부 문서. 수업 정보 출처: academiaseul.com/programa, 전체 프로그램 Part III(교사 가이드).</w:t>
       </w:r>
     </w:p>
     <w:p>
@@ -344,7 +344,7 @@
                 <w:sz w:val="20"/>
                 <w:szCs w:val="20"/>
               </w:rPr>
-              <w:t xml:space="preserve">회화 1 (A2.1): 매주 수요일 09:00 · 10월 14일(수) ~ 12월 2일(수) · 8회 · 정원 15명 (칠레 화요일 21:00)</w:t>
+              <w:t xml:space="preserve">회화 1 (A2.1): 매주 수요일 09:00 · 10월 21일(수) ~ 12월 9일(수) · 8회 · 정원 15명 (칠레 화요일 21:00)</w:t>
             </w:r>
           </w:p>
           <w:p>
@@ -386,7 +386,7 @@
                 <w:sz w:val="20"/>
                 <w:szCs w:val="20"/>
               </w:rPr>
-              <w:t xml:space="preserve">다음 마감: 15초 자기소개 영상, 10월 1일(목) 10:00 (칠레 9월 30일(수) 22:00)</w:t>
+              <w:t xml:space="preserve">일정 변경 (칠레 10월 12일, Jay 결정): 등록 마감이 칠레 10월 18일(일) 23:59 (한국 10월 19일(월) 11:59)로 한 주 연장되었습니다. 그날 밤 Jay가 수업별로 개설 여부를 확정하고, 명단은 한국 10월 19일(월) 밤 ~ 20일(화)에 보내 드려요.</w:t>
             </w:r>
           </w:p>
         </w:tc>
@@ -620,7 +620,7 @@
                 <w:sz w:val="19"/>
                 <w:szCs w:val="19"/>
               </w:rPr>
-              <w:t xml:space="preserve">10월 14일(수) 09:00</w:t>
+              <w:t xml:space="preserve">10월 21일(수) 09:00</w:t>
             </w:r>
           </w:p>
         </w:tc>
@@ -646,7 +646,7 @@
                 <w:sz w:val="19"/>
                 <w:szCs w:val="19"/>
               </w:rPr>
-              <w:t xml:space="preserve">10월 13일(화) 21:00</w:t>
+              <w:t xml:space="preserve">10월 20일(화) 21:00</w:t>
             </w:r>
           </w:p>
         </w:tc>
@@ -733,7 +733,7 @@
                 <w:sz w:val="19"/>
                 <w:szCs w:val="19"/>
               </w:rPr>
-              <w:t xml:space="preserve">10월 21일(수) 09:00</w:t>
+              <w:t xml:space="preserve">10월 28일(수) 09:00</w:t>
             </w:r>
           </w:p>
         </w:tc>
@@ -760,7 +760,7 @@
                 <w:sz w:val="19"/>
                 <w:szCs w:val="19"/>
               </w:rPr>
-              <w:t xml:space="preserve">10월 20일(화) 21:00</w:t>
+              <w:t xml:space="preserve">10월 27일(화) 21:00</w:t>
             </w:r>
           </w:p>
         </w:tc>
@@ -846,7 +846,7 @@
                 <w:sz w:val="19"/>
                 <w:szCs w:val="19"/>
               </w:rPr>
-              <w:t xml:space="preserve">10월 28일(수) 09:00</w:t>
+              <w:t xml:space="preserve">11월 4일(수) 09:00</w:t>
             </w:r>
           </w:p>
         </w:tc>
@@ -872,7 +872,7 @@
                 <w:sz w:val="19"/>
                 <w:szCs w:val="19"/>
               </w:rPr>
-              <w:t xml:space="preserve">10월 27일(화) 21:00</w:t>
+              <w:t xml:space="preserve">11월 3일(화) 21:00</w:t>
             </w:r>
           </w:p>
         </w:tc>
@@ -959,7 +959,7 @@
                 <w:sz w:val="19"/>
                 <w:szCs w:val="19"/>
               </w:rPr>
-              <w:t xml:space="preserve">11월 4일(수) 09:00</w:t>
+              <w:t xml:space="preserve">11월 11일(수) 09:00</w:t>
             </w:r>
           </w:p>
         </w:tc>
@@ -986,7 +986,7 @@
                 <w:sz w:val="19"/>
                 <w:szCs w:val="19"/>
               </w:rPr>
-              <w:t xml:space="preserve">11월 3일(화) 21:00</w:t>
+              <w:t xml:space="preserve">11월 10일(화) 21:00</w:t>
             </w:r>
           </w:p>
         </w:tc>
@@ -1086,7 +1086,7 @@
                 <w:sz w:val="19"/>
                 <w:szCs w:val="19"/>
               </w:rPr>
-              <w:t xml:space="preserve">11월 11일(수) 09:00</w:t>
+              <w:t xml:space="preserve">11월 18일(수) 09:00</w:t>
             </w:r>
           </w:p>
         </w:tc>
@@ -1112,7 +1112,7 @@
                 <w:sz w:val="19"/>
                 <w:szCs w:val="19"/>
               </w:rPr>
-              <w:t xml:space="preserve">11월 10일(화) 21:00</w:t>
+              <w:t xml:space="preserve">11월 17일(화) 21:00</w:t>
             </w:r>
           </w:p>
         </w:tc>
@@ -1199,7 +1199,7 @@
                 <w:sz w:val="19"/>
                 <w:szCs w:val="19"/>
               </w:rPr>
-              <w:t xml:space="preserve">11월 18일(수) 09:00</w:t>
+              <w:t xml:space="preserve">11월 25일(수) 09:00</w:t>
             </w:r>
           </w:p>
         </w:tc>
@@ -1226,7 +1226,7 @@
                 <w:sz w:val="19"/>
                 <w:szCs w:val="19"/>
               </w:rPr>
-              <w:t xml:space="preserve">11월 17일(화) 21:00</w:t>
+              <w:t xml:space="preserve">11월 24일(화) 21:00</w:t>
             </w:r>
           </w:p>
         </w:tc>
@@ -1312,7 +1312,7 @@
                 <w:sz w:val="19"/>
                 <w:szCs w:val="19"/>
               </w:rPr>
-              <w:t xml:space="preserve">11월 25일(수) 09:00</w:t>
+              <w:t xml:space="preserve">12월 2일(수) 09:00</w:t>
             </w:r>
           </w:p>
         </w:tc>
@@ -1338,7 +1338,7 @@
                 <w:sz w:val="19"/>
                 <w:szCs w:val="19"/>
               </w:rPr>
-              <w:t xml:space="preserve">11월 24일(화) 21:00</w:t>
+              <w:t xml:space="preserve">12월 1일(화) 21:00</w:t>
             </w:r>
           </w:p>
         </w:tc>
@@ -1425,7 +1425,7 @@
                 <w:sz w:val="19"/>
                 <w:szCs w:val="19"/>
               </w:rPr>
-              <w:t xml:space="preserve">12월 2일(수) 09:00</w:t>
+              <w:t xml:space="preserve">12월 9일(수) 09:00</w:t>
             </w:r>
           </w:p>
         </w:tc>
@@ -1443,7 +1443,7 @@
           </w:tcPr>
           <w:p>
             <w:pPr>
-              <w:spacing w:after="0" w:line="264"/>
+              <w:spacing w:after="50" w:line="264"/>
             </w:pPr>
             <w:r>
               <w:rPr>
@@ -1452,7 +1452,21 @@
                 <w:sz w:val="19"/>
                 <w:szCs w:val="19"/>
               </w:rPr>
-              <w:t xml:space="preserve">12월 1일(화) 21:00</w:t>
+              <w:t xml:space="preserve">12월 8일(화) 21:00</w:t>
+            </w:r>
+          </w:p>
+          <w:p>
+            <w:pPr>
+              <w:spacing w:after="0" w:line="264"/>
+            </w:pPr>
+            <w:r>
+              <w:rPr>
+                <w:rFonts w:ascii="Arial" w:cs="Arial" w:eastAsia="Malgun Gothic" w:hAnsi="Arial"/>
+                <w:color w:val="5C5F6B"/>
+                <w:sz w:val="19"/>
+                <w:szCs w:val="19"/>
+              </w:rPr>
+              <w:t xml:space="preserve">칠레 공휴일 · 진행 여부는 Jay가 확정</w:t>
             </w:r>
           </w:p>
         </w:tc>
@@ -2601,7 +2615,7 @@
           <w:sz w:val="22"/>
           <w:szCs w:val="22"/>
         </w:rPr>
-        <w:t xml:space="preserve">칠레는 10월 12일(월)이 공휴일이라 어린이반은 다른 수업보다 한 주 늦게 시작하고 끝납니다 (칠레 10월 19일(월) ~ 12월 7일(월)).</w:t>
+        <w:t xml:space="preserve">등록 마감이 한 주 연장되어(칠레 10월 18일(일)까지) 회화 1은 처음 계획보다 한 주 늦게 시작하고 끝납니다. 어린이반 일정은 바뀌지 않았습니다 (칠레 10월 19일(월) ~ 12월 7일(월)). 칠레 12월 8일(화)은 공휴일이라 회화 1 마지막 수업(한국 12월 9일(수) 09:00)의 진행 여부는 Jay가 확정합니다.</w:t>
       </w:r>
     </w:p>
     <w:p>
@@ -3497,7 +3511,7 @@
                 <w:sz w:val="18"/>
                 <w:szCs w:val="18"/>
               </w:rPr>
-              <w:t xml:space="preserve">이 키트와 프로그램 PDF 받기</w:t>
+              <w:t xml:space="preserve">이 키트(첫 버전)와 프로그램 PDF 받기</w:t>
             </w:r>
           </w:p>
         </w:tc>
@@ -3777,7 +3791,7 @@
                 <w:sz w:val="18"/>
                 <w:szCs w:val="18"/>
               </w:rPr>
-              <w:t xml:space="preserve">10월 7일(수)까지</w:t>
+              <w:t xml:space="preserve">10월 12일(월) ~ 13일(화)</w:t>
             </w:r>
           </w:p>
         </w:tc>
@@ -3804,7 +3818,7 @@
                 <w:sz w:val="18"/>
                 <w:szCs w:val="18"/>
               </w:rPr>
-              <w:t xml:space="preserve">10월 7일(수)까지</w:t>
+              <w:t xml:space="preserve">10월 12일(월)</w:t>
             </w:r>
           </w:p>
         </w:tc>
@@ -3831,7 +3845,7 @@
                 <w:sz w:val="18"/>
                 <w:szCs w:val="18"/>
               </w:rPr>
-              <w:t xml:space="preserve">Jay가 Zoom 링크(학원 유료 계정, 8회 반복 회의)와 호스트 키를 보내 드려요. 선생님이 링크를 만들거나 보내실 필요는 없어요.</w:t>
+              <w:t xml:space="preserve">일정 변경: 등록 마감을 한 주 연장하고 회화 1 첫 수업을 10월 21일(수)로 옮김 (어린이반은 그대로) · 이 버전의 키트</w:t>
             </w:r>
           </w:p>
         </w:tc>
@@ -3858,7 +3872,7 @@
                 <w:sz w:val="18"/>
                 <w:szCs w:val="18"/>
               </w:rPr>
-              <w:t xml:space="preserve">Jay → 선생님</w:t>
+              <w:t xml:space="preserve">Jay</w:t>
             </w:r>
           </w:p>
         </w:tc>
@@ -3889,7 +3903,7 @@
                 <w:sz w:val="18"/>
                 <w:szCs w:val="18"/>
               </w:rPr>
-              <w:t xml:space="preserve">10월 9일(금)</w:t>
+              <w:t xml:space="preserve">10월 16일(금)</w:t>
             </w:r>
           </w:p>
         </w:tc>
@@ -3915,7 +3929,7 @@
                 <w:sz w:val="18"/>
                 <w:szCs w:val="18"/>
               </w:rPr>
-              <w:t xml:space="preserve">10월 9일(금)</w:t>
+              <w:t xml:space="preserve">10월 16일(금)</w:t>
             </w:r>
           </w:p>
         </w:tc>
@@ -3999,7 +4013,7 @@
                 <w:sz w:val="18"/>
                 <w:szCs w:val="18"/>
               </w:rPr>
-              <w:t xml:space="preserve">10월 12일(월) 11:59</w:t>
+              <w:t xml:space="preserve">10월 19일(월)까지</w:t>
             </w:r>
           </w:p>
         </w:tc>
@@ -4026,7 +4040,7 @@
                 <w:sz w:val="18"/>
                 <w:szCs w:val="18"/>
               </w:rPr>
-              <w:t xml:space="preserve">10월 11일(일) 23:59</w:t>
+              <w:t xml:space="preserve">10월 18일(일)까지</w:t>
             </w:r>
           </w:p>
         </w:tc>
@@ -4053,7 +4067,7 @@
                 <w:sz w:val="18"/>
                 <w:szCs w:val="18"/>
               </w:rPr>
-              <w:t xml:space="preserve">등록 마감 (정원이 차면 더 일찍)</w:t>
+              <w:t xml:space="preserve">Jay가 Zoom 링크(학원 유료 계정, 8회 반복 회의, 새 일정)와 호스트 키를 보내 드려요 (이미 받으셨다면 다시 확인해 드려요). 선생님이 링크를 만들거나 보내실 필요는 없어요.</w:t>
             </w:r>
           </w:p>
         </w:tc>
@@ -4080,7 +4094,7 @@
                 <w:sz w:val="18"/>
                 <w:szCs w:val="18"/>
               </w:rPr>
-              <w:t xml:space="preserve">Jay</w:t>
+              <w:t xml:space="preserve">Jay → 선생님</w:t>
             </w:r>
           </w:p>
         </w:tc>
@@ -4111,7 +4125,7 @@
                 <w:sz w:val="18"/>
                 <w:szCs w:val="18"/>
               </w:rPr>
-              <w:t xml:space="preserve">10월 12일(월) ~ 13일(화)</w:t>
+              <w:t xml:space="preserve">10월 19일(월) 11:59</w:t>
             </w:r>
           </w:p>
         </w:tc>
@@ -4137,7 +4151,7 @@
                 <w:sz w:val="18"/>
                 <w:szCs w:val="18"/>
               </w:rPr>
-              <w:t xml:space="preserve">10월 11일(일) 밤 ~ 12일(월)</w:t>
+              <w:t xml:space="preserve">10월 18일(일) 23:59</w:t>
             </w:r>
           </w:p>
         </w:tc>
@@ -4163,7 +4177,7 @@
                 <w:sz w:val="18"/>
                 <w:szCs w:val="18"/>
               </w:rPr>
-              <w:t xml:space="preserve">학생 명단 받기 + 단톡방 관리자 추가 (회화 1, 어린이반 가족방)</w:t>
+              <w:t xml:space="preserve">등록 마감 (정원이 차면 더 일찍) · 그날 밤 Jay가 수업별로 개설 여부를 확정</w:t>
             </w:r>
           </w:p>
         </w:tc>
@@ -4189,7 +4203,7 @@
                 <w:sz w:val="18"/>
                 <w:szCs w:val="18"/>
               </w:rPr>
-              <w:t xml:space="preserve">Jay → 선생님</w:t>
+              <w:t xml:space="preserve">Jay</w:t>
             </w:r>
           </w:p>
         </w:tc>
@@ -4217,13 +4231,11 @@
             <w:r>
               <w:rPr>
                 <w:rFonts w:ascii="Arial" w:cs="Arial" w:eastAsia="Malgun Gothic" w:hAnsi="Arial"/>
-                <w:b/>
-                <w:bCs/>
                 <w:color w:val="1B1C24"/>
                 <w:sz w:val="18"/>
                 <w:szCs w:val="18"/>
               </w:rPr>
-              <w:t xml:space="preserve">10월 14일(수) 09:00</w:t>
+              <w:t xml:space="preserve">10월 19일(월) 밤 ~ 20일(화)</w:t>
             </w:r>
           </w:p>
         </w:tc>
@@ -4246,13 +4258,11 @@
             <w:r>
               <w:rPr>
                 <w:rFonts w:ascii="Arial" w:cs="Arial" w:eastAsia="Malgun Gothic" w:hAnsi="Arial"/>
-                <w:b/>
-                <w:bCs/>
                 <w:color w:val="1B1C24"/>
                 <w:sz w:val="18"/>
                 <w:szCs w:val="18"/>
               </w:rPr>
-              <w:t xml:space="preserve">10월 13일(화) 21:00</w:t>
+              <w:t xml:space="preserve">10월 19일(월)</w:t>
             </w:r>
           </w:p>
         </w:tc>
@@ -4275,13 +4285,11 @@
             <w:r>
               <w:rPr>
                 <w:rFonts w:ascii="Arial" w:cs="Arial" w:eastAsia="Malgun Gothic" w:hAnsi="Arial"/>
-                <w:b/>
-                <w:bCs/>
                 <w:color w:val="1B1C24"/>
                 <w:sz w:val="18"/>
                 <w:szCs w:val="18"/>
               </w:rPr>
-              <w:t xml:space="preserve">회화 1 첫 수업</w:t>
+              <w:t xml:space="preserve">학생 명단 받기 + 단톡방 관리자 추가 (회화 1, 어린이반 가족방)</w:t>
             </w:r>
           </w:p>
         </w:tc>
@@ -4308,7 +4316,7 @@
                 <w:sz w:val="18"/>
                 <w:szCs w:val="18"/>
               </w:rPr>
-              <w:t xml:space="preserve">선생님</w:t>
+              <w:t xml:space="preserve">Jay → 선생님</w:t>
             </w:r>
           </w:p>
         </w:tc>
@@ -4335,11 +4343,13 @@
             <w:r>
               <w:rPr>
                 <w:rFonts w:ascii="Arial" w:cs="Arial" w:eastAsia="Malgun Gothic" w:hAnsi="Arial"/>
+                <w:b/>
+                <w:bCs/>
                 <w:color w:val="1B1C24"/>
                 <w:sz w:val="18"/>
                 <w:szCs w:val="18"/>
               </w:rPr>
-              <w:t xml:space="preserve">10월 16일(금) 밤 ~ 17일(토) 아침</w:t>
+              <w:t xml:space="preserve">10월 20일(화) 06:00</w:t>
             </w:r>
           </w:p>
         </w:tc>
@@ -4361,11 +4371,13 @@
             <w:r>
               <w:rPr>
                 <w:rFonts w:ascii="Arial" w:cs="Arial" w:eastAsia="Malgun Gothic" w:hAnsi="Arial"/>
+                <w:b/>
+                <w:bCs/>
                 <w:color w:val="1B1C24"/>
                 <w:sz w:val="18"/>
                 <w:szCs w:val="18"/>
               </w:rPr>
-              <w:t xml:space="preserve">10월 16일(금)</w:t>
+              <w:t xml:space="preserve">10월 19일(월) 18:00</w:t>
             </w:r>
           </w:p>
         </w:tc>
@@ -4387,11 +4399,13 @@
             <w:r>
               <w:rPr>
                 <w:rFonts w:ascii="Arial" w:cs="Arial" w:eastAsia="Malgun Gothic" w:hAnsi="Arial"/>
+                <w:b/>
+                <w:bCs/>
                 <w:color w:val="1B1C24"/>
                 <w:sz w:val="18"/>
                 <w:szCs w:val="18"/>
               </w:rPr>
-              <w:t xml:space="preserve">1주차 체크인 (Jay와)</w:t>
+              <w:t xml:space="preserve">어린이반 첫 수업 (Jay와 함께)</w:t>
             </w:r>
           </w:p>
         </w:tc>
@@ -4451,7 +4465,7 @@
                 <w:sz w:val="18"/>
                 <w:szCs w:val="18"/>
               </w:rPr>
-              <w:t xml:space="preserve">10월 20일(화) 06:00</w:t>
+              <w:t xml:space="preserve">10월 21일(수) 09:00</w:t>
             </w:r>
           </w:p>
         </w:tc>
@@ -4480,7 +4494,7 @@
                 <w:sz w:val="18"/>
                 <w:szCs w:val="18"/>
               </w:rPr>
-              <w:t xml:space="preserve">10월 19일(월) 18:00</w:t>
+              <w:t xml:space="preserve">10월 20일(화) 21:00</w:t>
             </w:r>
           </w:p>
         </w:tc>
@@ -4509,7 +4523,7 @@
                 <w:sz w:val="18"/>
                 <w:szCs w:val="18"/>
               </w:rPr>
-              <w:t xml:space="preserve">어린이반 첫 수업 (Jay와 함께)</w:t>
+              <w:t xml:space="preserve">회화 1 첫 수업</w:t>
             </w:r>
           </w:p>
         </w:tc>
@@ -4536,7 +4550,7 @@
                 <w:sz w:val="18"/>
                 <w:szCs w:val="18"/>
               </w:rPr>
-              <w:t xml:space="preserve">선생님 · Jay</w:t>
+              <w:t xml:space="preserve">선생님</w:t>
             </w:r>
           </w:p>
         </w:tc>
@@ -4567,7 +4581,7 @@
                 <w:sz w:val="18"/>
                 <w:szCs w:val="18"/>
               </w:rPr>
-              <w:t xml:space="preserve">11월 4일(수) 09:00</w:t>
+              <w:t xml:space="preserve">10월 23일(금) 밤 ~ 24일(토) 아침</w:t>
             </w:r>
           </w:p>
         </w:tc>
@@ -4593,7 +4607,7 @@
                 <w:sz w:val="18"/>
                 <w:szCs w:val="18"/>
               </w:rPr>
-              <w:t xml:space="preserve">11월 3일(화) 21:00</w:t>
+              <w:t xml:space="preserve">10월 23일(금)</w:t>
             </w:r>
           </w:p>
         </w:tc>
@@ -4619,7 +4633,7 @@
                 <w:sz w:val="18"/>
                 <w:szCs w:val="18"/>
               </w:rPr>
-              <w:t xml:space="preserve">회화 1 중간 점검 (4주차): 학습 가이드 + 개인 피드백</w:t>
+              <w:t xml:space="preserve">1주차 체크인 (Jay와)</w:t>
             </w:r>
           </w:p>
         </w:tc>
@@ -4645,7 +4659,7 @@
                 <w:sz w:val="18"/>
                 <w:szCs w:val="18"/>
               </w:rPr>
-              <w:t xml:space="preserve">선생님</w:t>
+              <w:t xml:space="preserve">선생님 · Jay</w:t>
             </w:r>
           </w:p>
         </w:tc>
@@ -4785,13 +4799,11 @@
             <w:r>
               <w:rPr>
                 <w:rFonts w:ascii="Arial" w:cs="Arial" w:eastAsia="Malgun Gothic" w:hAnsi="Arial"/>
-                <w:b/>
-                <w:bCs/>
                 <w:color w:val="1B1C24"/>
                 <w:sz w:val="18"/>
                 <w:szCs w:val="18"/>
               </w:rPr>
-              <w:t xml:space="preserve">12월 2일(수) 09:00</w:t>
+              <w:t xml:space="preserve">11월 11일(수) 09:00</w:t>
             </w:r>
           </w:p>
         </w:tc>
@@ -4813,13 +4825,11 @@
             <w:r>
               <w:rPr>
                 <w:rFonts w:ascii="Arial" w:cs="Arial" w:eastAsia="Malgun Gothic" w:hAnsi="Arial"/>
-                <w:b/>
-                <w:bCs/>
                 <w:color w:val="1B1C24"/>
                 <w:sz w:val="18"/>
                 <w:szCs w:val="18"/>
               </w:rPr>
-              <w:t xml:space="preserve">12월 1일(화) 21:00</w:t>
+              <w:t xml:space="preserve">11월 10일(화) 21:00</w:t>
             </w:r>
           </w:p>
         </w:tc>
@@ -4841,13 +4851,11 @@
             <w:r>
               <w:rPr>
                 <w:rFonts w:ascii="Arial" w:cs="Arial" w:eastAsia="Malgun Gothic" w:hAnsi="Arial"/>
-                <w:b/>
-                <w:bCs/>
                 <w:color w:val="1B1C24"/>
                 <w:sz w:val="18"/>
                 <w:szCs w:val="18"/>
               </w:rPr>
-              <w:t xml:space="preserve">회화 1 마지막 수업: 랩 2 + 단계 말하기 평가</w:t>
+              <w:t xml:space="preserve">회화 1 중간 점검 (4주차): 학습 가이드 + 개인 피드백</w:t>
             </w:r>
           </w:p>
         </w:tc>
@@ -4901,11 +4909,13 @@
             <w:r>
               <w:rPr>
                 <w:rFonts w:ascii="Arial" w:cs="Arial" w:eastAsia="Malgun Gothic" w:hAnsi="Arial"/>
+                <w:b/>
+                <w:bCs/>
                 <w:color w:val="1B1C24"/>
                 <w:sz w:val="18"/>
                 <w:szCs w:val="18"/>
               </w:rPr>
-              <w:t xml:space="preserve">12월 4일(금)까지</w:t>
+              <w:t xml:space="preserve">12월 8일(화) 06:00</w:t>
             </w:r>
           </w:p>
         </w:tc>
@@ -4928,11 +4938,13 @@
             <w:r>
               <w:rPr>
                 <w:rFonts w:ascii="Arial" w:cs="Arial" w:eastAsia="Malgun Gothic" w:hAnsi="Arial"/>
+                <w:b/>
+                <w:bCs/>
                 <w:color w:val="1B1C24"/>
                 <w:sz w:val="18"/>
                 <w:szCs w:val="18"/>
               </w:rPr>
-              <w:t xml:space="preserve">12월 4일(금)</w:t>
+              <w:t xml:space="preserve">12월 7일(월) 18:00</w:t>
             </w:r>
           </w:p>
         </w:tc>
@@ -4955,11 +4967,13 @@
             <w:r>
               <w:rPr>
                 <w:rFonts w:ascii="Arial" w:cs="Arial" w:eastAsia="Malgun Gothic" w:hAnsi="Arial"/>
+                <w:b/>
+                <w:bCs/>
                 <w:color w:val="1B1C24"/>
                 <w:sz w:val="18"/>
                 <w:szCs w:val="18"/>
               </w:rPr>
-              <w:t xml:space="preserve">회화 1 최종 점수·리포트 Jay에게 (출석, 점수, 학생별 레벨 추천)</w:t>
+              <w:t xml:space="preserve">어린이반 발표회 + 수료증 (화면으로 전달, PDF는 가족에게) · 결과는 수업 후 Jay에게</w:t>
             </w:r>
           </w:p>
         </w:tc>
@@ -4986,7 +5000,7 @@
                 <w:sz w:val="18"/>
                 <w:szCs w:val="18"/>
               </w:rPr>
-              <w:t xml:space="preserve">선생님</w:t>
+              <w:t xml:space="preserve">선생님 · Jay</w:t>
             </w:r>
           </w:p>
         </w:tc>
@@ -5019,7 +5033,7 @@
                 <w:sz w:val="18"/>
                 <w:szCs w:val="18"/>
               </w:rPr>
-              <w:t xml:space="preserve">12월 8일(화) 06:00</w:t>
+              <w:t xml:space="preserve">12월 9일(수) 09:00</w:t>
             </w:r>
           </w:p>
         </w:tc>
@@ -5036,7 +5050,7 @@
           </w:tcPr>
           <w:p>
             <w:pPr>
-              <w:spacing w:after="0" w:line="264"/>
+              <w:spacing w:after="50" w:line="264"/>
             </w:pPr>
             <w:r>
               <w:rPr>
@@ -5047,7 +5061,21 @@
                 <w:sz w:val="18"/>
                 <w:szCs w:val="18"/>
               </w:rPr>
-              <w:t xml:space="preserve">12월 7일(월) 18:00</w:t>
+              <w:t xml:space="preserve">12월 8일(화) 21:00</w:t>
+            </w:r>
+          </w:p>
+          <w:p>
+            <w:pPr>
+              <w:spacing w:after="0" w:line="264"/>
+            </w:pPr>
+            <w:r>
+              <w:rPr>
+                <w:rFonts w:ascii="Arial" w:cs="Arial" w:eastAsia="Malgun Gothic" w:hAnsi="Arial"/>
+                <w:color w:val="5C5F6B"/>
+                <w:sz w:val="18"/>
+                <w:szCs w:val="18"/>
+              </w:rPr>
+              <w:t xml:space="preserve">칠레 공휴일 · 진행 여부는 Jay가 확정</w:t>
             </w:r>
           </w:p>
         </w:tc>
@@ -5075,7 +5103,7 @@
                 <w:sz w:val="18"/>
                 <w:szCs w:val="18"/>
               </w:rPr>
-              <w:t xml:space="preserve">어린이반 발표회 + 수료증 · 결과는 수업 후 Jay에게</w:t>
+              <w:t xml:space="preserve">회화 1 마지막 수업: 랩 2 + 단계 말하기 평가</w:t>
             </w:r>
           </w:p>
         </w:tc>
@@ -5101,7 +5129,7 @@
                 <w:sz w:val="18"/>
                 <w:szCs w:val="18"/>
               </w:rPr>
-              <w:t xml:space="preserve">선생님 · Jay</w:t>
+              <w:t xml:space="preserve">선생님</w:t>
             </w:r>
           </w:p>
         </w:tc>
@@ -5133,7 +5161,7 @@
                 <w:sz w:val="18"/>
                 <w:szCs w:val="18"/>
               </w:rPr>
-              <w:t xml:space="preserve">12월 7일 ~ 8일</w:t>
+              <w:t xml:space="preserve">12월 11일(금)까지</w:t>
             </w:r>
           </w:p>
         </w:tc>
@@ -5160,7 +5188,7 @@
                 <w:sz w:val="18"/>
                 <w:szCs w:val="18"/>
               </w:rPr>
-              <w:t xml:space="preserve">12월 7일(월)</w:t>
+              <w:t xml:space="preserve">12월 11일(금)</w:t>
             </w:r>
           </w:p>
         </w:tc>
@@ -5187,7 +5215,7 @@
                 <w:sz w:val="18"/>
                 <w:szCs w:val="18"/>
               </w:rPr>
-              <w:t xml:space="preserve">디지털 수료증 발급 + 2027년 1월 코호트 사전 등록</w:t>
+              <w:t xml:space="preserve">회화 1 최종 점수·리포트 Jay에게 (출석, 점수, 학생별 레벨 추천)</w:t>
             </w:r>
           </w:p>
         </w:tc>
@@ -5195,6 +5223,115 @@
           <w:tcPr>
             <w:tcW w:type="dxa" w:w="1300"/>
             <w:shd w:fill="F7F8FA" w:val="clear"/>
+            <w:tcMar>
+              <w:top w:type="dxa" w:w="70"/>
+              <w:left w:type="dxa" w:w="100"/>
+              <w:bottom w:type="dxa" w:w="70"/>
+              <w:right w:type="dxa" w:w="100"/>
+            </w:tcMar>
+            <w:vAlign w:val="center"/>
+          </w:tcPr>
+          <w:p>
+            <w:pPr>
+              <w:spacing w:after="0" w:line="264"/>
+            </w:pPr>
+            <w:r>
+              <w:rPr>
+                <w:rFonts w:ascii="Arial" w:cs="Arial" w:eastAsia="Malgun Gothic" w:hAnsi="Arial"/>
+                <w:color w:val="1B1C24"/>
+                <w:sz w:val="18"/>
+                <w:szCs w:val="18"/>
+              </w:rPr>
+              <w:t xml:space="preserve">선생님</w:t>
+            </w:r>
+          </w:p>
+        </w:tc>
+      </w:tr>
+      <w:tr>
+        <w:trPr>
+          <w:cantSplit/>
+        </w:trPr>
+        <w:tc>
+          <w:tcPr>
+            <w:tcW w:type="dxa" w:w="2200"/>
+            <w:tcMar>
+              <w:top w:type="dxa" w:w="70"/>
+              <w:left w:type="dxa" w:w="100"/>
+              <w:bottom w:type="dxa" w:w="70"/>
+              <w:right w:type="dxa" w:w="100"/>
+            </w:tcMar>
+            <w:vAlign w:val="center"/>
+          </w:tcPr>
+          <w:p>
+            <w:pPr>
+              <w:spacing w:after="0" w:line="264"/>
+            </w:pPr>
+            <w:r>
+              <w:rPr>
+                <w:rFonts w:ascii="Arial" w:cs="Arial" w:eastAsia="Malgun Gothic" w:hAnsi="Arial"/>
+                <w:color w:val="1B1C24"/>
+                <w:sz w:val="18"/>
+                <w:szCs w:val="18"/>
+              </w:rPr>
+              <w:t xml:space="preserve">12월 14일(월) ~ 15일(화)</w:t>
+            </w:r>
+          </w:p>
+        </w:tc>
+        <w:tc>
+          <w:tcPr>
+            <w:tcW w:type="dxa" w:w="2100"/>
+            <w:tcMar>
+              <w:top w:type="dxa" w:w="70"/>
+              <w:left w:type="dxa" w:w="100"/>
+              <w:bottom w:type="dxa" w:w="70"/>
+              <w:right w:type="dxa" w:w="100"/>
+            </w:tcMar>
+            <w:vAlign w:val="center"/>
+          </w:tcPr>
+          <w:p>
+            <w:pPr>
+              <w:spacing w:after="0" w:line="264"/>
+            </w:pPr>
+            <w:r>
+              <w:rPr>
+                <w:rFonts w:ascii="Arial" w:cs="Arial" w:eastAsia="Malgun Gothic" w:hAnsi="Arial"/>
+                <w:color w:val="1B1C24"/>
+                <w:sz w:val="18"/>
+                <w:szCs w:val="18"/>
+              </w:rPr>
+              <w:t xml:space="preserve">12월 14일(월)</w:t>
+            </w:r>
+          </w:p>
+        </w:tc>
+        <w:tc>
+          <w:tcPr>
+            <w:tcW w:type="dxa" w:w="3760"/>
+            <w:tcMar>
+              <w:top w:type="dxa" w:w="70"/>
+              <w:left w:type="dxa" w:w="100"/>
+              <w:bottom w:type="dxa" w:w="70"/>
+              <w:right w:type="dxa" w:w="100"/>
+            </w:tcMar>
+            <w:vAlign w:val="center"/>
+          </w:tcPr>
+          <w:p>
+            <w:pPr>
+              <w:spacing w:after="0" w:line="264"/>
+            </w:pPr>
+            <w:r>
+              <w:rPr>
+                <w:rFonts w:ascii="Arial" w:cs="Arial" w:eastAsia="Malgun Gothic" w:hAnsi="Arial"/>
+                <w:color w:val="1B1C24"/>
+                <w:sz w:val="18"/>
+                <w:szCs w:val="18"/>
+              </w:rPr>
+              <w:t xml:space="preserve">회화 1 디지털 수료증 발급 + 2027년 1월 코호트 사전 등록</w:t>
+            </w:r>
+          </w:p>
+        </w:tc>
+        <w:tc>
+          <w:tcPr>
+            <w:tcW w:type="dxa" w:w="1300"/>
             <w:tcMar>
               <w:top w:type="dxa" w:w="70"/>
               <w:left w:type="dxa" w:w="100"/>
@@ -5495,7 +5632,7 @@
                 <w:sz w:val="17"/>
                 <w:szCs w:val="17"/>
               </w:rPr>
-              <w:t xml:space="preserve">10월 14일(수)</w:t>
+              <w:t xml:space="preserve">10월 21일(수)</w:t>
             </w:r>
           </w:p>
         </w:tc>
@@ -5664,7 +5801,7 @@
                 <w:sz w:val="17"/>
                 <w:szCs w:val="17"/>
               </w:rPr>
-              <w:t xml:space="preserve">10월 21일(수)</w:t>
+              <w:t xml:space="preserve">10월 28일(수)</w:t>
             </w:r>
           </w:p>
         </w:tc>
@@ -5833,7 +5970,7 @@
                 <w:sz w:val="17"/>
                 <w:szCs w:val="17"/>
               </w:rPr>
-              <w:t xml:space="preserve">10월 28일(수)</w:t>
+              <w:t xml:space="preserve">11월 4일(수)</w:t>
             </w:r>
           </w:p>
         </w:tc>
@@ -6002,7 +6139,7 @@
                 <w:sz w:val="17"/>
                 <w:szCs w:val="17"/>
               </w:rPr>
-              <w:t xml:space="preserve">11월 4일(수)</w:t>
+              <w:t xml:space="preserve">11월 11일(수)</w:t>
             </w:r>
           </w:p>
         </w:tc>
@@ -6171,7 +6308,7 @@
                 <w:sz w:val="17"/>
                 <w:szCs w:val="17"/>
               </w:rPr>
-              <w:t xml:space="preserve">11월 11일(수)</w:t>
+              <w:t xml:space="preserve">11월 18일(수)</w:t>
             </w:r>
           </w:p>
         </w:tc>
@@ -6340,7 +6477,7 @@
                 <w:sz w:val="17"/>
                 <w:szCs w:val="17"/>
               </w:rPr>
-              <w:t xml:space="preserve">11월 18일(수)</w:t>
+              <w:t xml:space="preserve">11월 25일(수)</w:t>
             </w:r>
           </w:p>
         </w:tc>
@@ -6509,7 +6646,7 @@
                 <w:sz w:val="17"/>
                 <w:szCs w:val="17"/>
               </w:rPr>
-              <w:t xml:space="preserve">11월 25일(수)</w:t>
+              <w:t xml:space="preserve">12월 2일(수)</w:t>
             </w:r>
           </w:p>
         </w:tc>
@@ -6678,7 +6815,7 @@
                 <w:sz w:val="17"/>
                 <w:szCs w:val="17"/>
               </w:rPr>
-              <w:t xml:space="preserve">12월 2일(수)</w:t>
+              <w:t xml:space="preserve">12월 9일(수)</w:t>
             </w:r>
           </w:p>
         </w:tc>
@@ -10604,7 +10741,7 @@
                 <w:sz w:val="18"/>
                 <w:szCs w:val="18"/>
               </w:rPr>
-              <w:t xml:space="preserve">10월 7일(수)까지 (칠레 10월 7일(수)까지)</w:t>
+              <w:t xml:space="preserve">10월 19일(월)까지 (칠레 10월 18일(일)까지)</w:t>
             </w:r>
           </w:p>
         </w:tc>
@@ -10631,7 +10768,7 @@
                 <w:sz w:val="18"/>
                 <w:szCs w:val="18"/>
               </w:rPr>
-              <w:t xml:space="preserve">Jay가 Zoom 링크(학원 유료 계정, 8회 반복 회의)와 호스트 키를 10월 7일(수)까지 보내 드려요: 회화 1 링크 하나, 어린이반 링크 하나. 선생님은 링크를 만들거나 보내실 필요가 없어요. 호스트가 되려면 링크로 들어가서 참가자 → '호스트 권한 가져오기'를 누르고 키를 입력하세요. 소그룹 방과 클라우드 녹화는 계정에 미리 켜 둡니다. 회화 1 바로 앞(08:00)에 같은 계정으로 다른 수업이 있어서 그 수업이 08:58에 끝나요: 회화 1은 08:58 이후에 들어와 주세요. 링크는 Jay가 첫 수업 전에 학생들에게 전달합니다.</w:t>
+              <w:t xml:space="preserve">Jay가 Zoom 링크(학원 유료 계정, 8회 반복 회의, 새 일정)와 호스트 키를 10월 19일(월)까지 보내 드려요 (이미 받으셨다면 다시 확인해 드려요): 회화 1 링크 하나, 어린이반 링크 하나. 선생님은 링크를 만들거나 보내실 필요가 없어요. 호스트가 되려면 링크로 들어가서 참가자 → '호스트 권한 가져오기'를 누르고 키를 입력하세요. 소그룹 방과 클라우드 녹화는 계정에 미리 켜 둡니다. 회화 1 바로 앞(08:00)에 같은 계정으로 다른 수업이 있어서 그 수업이 08:58에 끝나요: 회화 1은 08:58 이후에 들어와 주세요. 링크는 Jay가 첫 수업 전에 학생들에게 전달합니다.</w:t>
             </w:r>
           </w:p>
         </w:tc>
@@ -10716,7 +10853,7 @@
                 <w:sz w:val="18"/>
                 <w:szCs w:val="18"/>
               </w:rPr>
-              <w:t xml:space="preserve">10월 9일(금) (칠레 10월 9일(금))</w:t>
+              <w:t xml:space="preserve">10월 16일(금) (칠레 10월 16일(금))</w:t>
             </w:r>
           </w:p>
         </w:tc>
@@ -10830,7 +10967,7 @@
                 <w:sz w:val="18"/>
                 <w:szCs w:val="18"/>
               </w:rPr>
-              <w:t xml:space="preserve">10월 12일(월) ~ 13일(화) (칠레 10월 11일(일) 밤 ~ 12일(월))</w:t>
+              <w:t xml:space="preserve">10월 19일(월) 밤 ~ 20일(화) (칠레 10월 19일(월))</w:t>
             </w:r>
           </w:p>
         </w:tc>
@@ -10857,7 +10994,7 @@
                 <w:sz w:val="18"/>
                 <w:szCs w:val="18"/>
               </w:rPr>
-              <w:t xml:space="preserve">Jay가 명단을 보내고 WhatsApp 단톡방(회화 1, 어린이반 가족방) 관리자로 추가합니다. 단톡방에 짧은 인사를 부탁드려요 (칠레 시간 + 한국 시간).</w:t>
+              <w:t xml:space="preserve">칠레 10월 18일(일) 23:59에 등록이 마감되면 Jay가 명단을 보내고 WhatsApp 단톡방(회화 1, 어린이반 가족방) 관리자로 추가합니다. 단톡방에 짧은 인사를 부탁드려요 (칠레 시간 + 한국 시간).</w:t>
             </w:r>
           </w:p>
         </w:tc>
@@ -10940,7 +11077,7 @@
                 <w:sz w:val="18"/>
                 <w:szCs w:val="18"/>
               </w:rPr>
-              <w:t xml:space="preserve">회화 1: 10월 13일(화) · 어린이반: 10월 19일(월)</w:t>
+              <w:t xml:space="preserve">어린이반: 10월 19일(월) · 회화 1: 10월 20일(화)</w:t>
             </w:r>
           </w:p>
         </w:tc>
@@ -12243,7 +12380,7 @@
           <w:sz w:val="22"/>
           <w:szCs w:val="22"/>
         </w:rPr>
-        <w:t xml:space="preserve">0분부터 녹화합니다. 파일 이름: 과정_회차_날짜 (예: Conv1_S01_2026-10-14, Ninos_S01_2026-10-20).</w:t>
+        <w:t xml:space="preserve">0분부터 녹화합니다. 파일 이름: 과정_회차_날짜 (예: Conv1_S01_2026-10-21, Ninos_S01_2026-10-20).</w:t>
       </w:r>
     </w:p>
     <w:p>
@@ -12675,7 +12812,7 @@
               </w:rPr>
               <w:t xml:space="preserve">Para repasar: Lector de Hangul → [pestaña exacta] · </w:t>
             </w:r>
-            <w:hyperlink w:history="1" r:id="rIdmwn_xvhganbctoywb8urp">
+            <w:hyperlink w:history="1" r:id="rIdprhhkmwr0xjsa_ukowh8v">
               <w:r>
                 <w:rPr>
                   <w:rFonts w:ascii="Arial" w:cs="Arial" w:eastAsia="Malgun Gothic" w:hAnsi="Arial"/>
@@ -13397,7 +13534,7 @@
           <w:sz w:val="22"/>
           <w:szCs w:val="22"/>
         </w:rPr>
-        <w:t xml:space="preserve">8회차 수업(12월 2일(수) 09:00): 짝과 선생님이 함께 한 쌍당 5분 — 3분 롤플레이(식당 또는 여행사 중 추첨) + 학생별 후속 질문 2개.</w:t>
+        <w:t xml:space="preserve">8회차 수업(12월 9일(수) 09:00, 칠레 공휴일이라 진행 여부는 Jay가 확정): 짝과 선생님이 함께 한 쌍당 5분 — 3분 롤플레이(식당 또는 여행사 중 추첨) + 학생별 후속 질문 2개.</w:t>
       </w:r>
     </w:p>
     <w:p>
@@ -14837,7 +14974,7 @@
                 <w:sz w:val="20"/>
                 <w:szCs w:val="20"/>
               </w:rPr>
-              <w:t xml:space="preserve">칠레 10월 12일(월) 공휴일 때문에 어린이반은 10월 20일(화)에 시작합니다. 수업 기간(10월 14일 ~ 12월 8일)에는 한국 공휴일이 없고(개천절·한글날은 개강 전), 칠레 공휴일(10월 31일(토), 11월 1일(일))도 수업일과 겹치지 않습니다. 그래도 일정을 옮겨야 하면 48시간 전에 알리고 보강이나 녹화를 제공합니다.</w:t>
+              <w:t xml:space="preserve">수업 기간(한국 10월 20일 ~ 12월 9일)에는 한국 공휴일이 없습니다(개천절·한글날은 개강 전). 칠레 공휴일 중 10월 31일(토)·11월 1일(일)은 수업일과 겹치지 않지만, 칠레 12월 8일(화)은 공휴일이라 회화 1 마지막 수업(한국 12월 9일(수) 09:00 = 칠레 12월 8일(화) 21:00)과 겹칩니다: 진행 여부는 Jay가 확정합니다. 그래도 일정을 옮겨야 하면 48시간 전에 알리고 보강이나 녹화를 제공합니다.</w:t>
             </w:r>
           </w:p>
         </w:tc>
@@ -15081,7 +15218,7 @@
           <w:sz w:val="22"/>
           <w:szCs w:val="22"/>
         </w:rPr>
-        <w:t xml:space="preserve">학원(Jay)과: Drive 시트에 출석·퀴즈·점수를 수업 당일 기록 + 매 수업 후 한 줄 메시지. 1주차 체크인은 칠레 10월 16일(금) (한국 16일 밤 ~ 17일(토) 아침) — 편한 시간을 알려 주세요.</w:t>
+        <w:t xml:space="preserve">학원(Jay)과: Drive 시트에 출석·퀴즈·점수를 수업 당일 기록 + 매 수업 후 한 줄 메시지. 1주차 체크인은 칠레 10월 23일(금) (한국 23일 밤 ~ 24일(토) 아침) — 편한 시간을 알려 주세요.</w:t>
       </w:r>
     </w:p>
     <w:p>
@@ -15220,7 +15357,7 @@
             <w:pPr>
               <w:spacing w:after="0" w:line="264"/>
             </w:pPr>
-            <w:hyperlink w:history="1" r:id="rIdfe842o32fvcyzv-1ell3h">
+            <w:hyperlink w:history="1" r:id="rIdhftqis2ddcx5dq-p5deee">
               <w:r>
                 <w:rPr>
                   <w:rFonts w:ascii="Arial" w:cs="Arial" w:eastAsia="Malgun Gothic" w:hAnsi="Arial"/>
@@ -15283,7 +15420,7 @@
             <w:pPr>
               <w:spacing w:after="0" w:line="264"/>
             </w:pPr>
-            <w:hyperlink w:history="1" r:id="rIds2aif2sclirn-f2nbwlgj">
+            <w:hyperlink w:history="1" r:id="rIdmnrdwm_xpuhcc8gziw5zd">
               <w:r>
                 <w:rPr>
                   <w:rFonts w:ascii="Arial" w:cs="Arial" w:eastAsia="Malgun Gothic" w:hAnsi="Arial"/>
@@ -15346,7 +15483,7 @@
             <w:pPr>
               <w:spacing w:after="50" w:line="264"/>
             </w:pPr>
-            <w:hyperlink w:history="1" r:id="rIdm3uabtysbpovrrgjpdwag">
+            <w:hyperlink w:history="1" r:id="rIdarsfqxltpnb5ixiuquno3">
               <w:r>
                 <w:rPr>
                   <w:rFonts w:ascii="Arial" w:cs="Arial" w:eastAsia="Malgun Gothic" w:hAnsi="Arial"/>
@@ -15372,7 +15509,7 @@
               </w:rPr>
               <w:t xml:space="preserve">스페인어판: </w:t>
             </w:r>
-            <w:hyperlink w:history="1" r:id="rIdlkvarrqxp2l6jdev9pvur">
+            <w:hyperlink w:history="1" r:id="rIdroio3kbkidqtxhewm8ft5">
               <w:r>
                 <w:rPr>
                   <w:rFonts w:ascii="Arial" w:cs="Arial" w:eastAsia="Malgun Gothic" w:hAnsi="Arial"/>
@@ -15435,7 +15572,7 @@
             <w:pPr>
               <w:spacing w:after="0" w:line="264"/>
             </w:pPr>
-            <w:hyperlink w:history="1" r:id="rId3_oxftef6pdpa0nlotgle">
+            <w:hyperlink w:history="1" r:id="rIddnuv_tvcr9xpvt0oyocwx">
               <w:r>
                 <w:rPr>
                   <w:rFonts w:ascii="Arial" w:cs="Arial" w:eastAsia="Malgun Gothic" w:hAnsi="Arial"/>
@@ -15507,7 +15644,7 @@
             <w:pPr>
               <w:spacing w:after="0" w:line="264"/>
             </w:pPr>
-            <w:hyperlink w:history="1" r:id="rIdytcwezw9fm9wnd9gy-xpd">
+            <w:hyperlink w:history="1" r:id="rIdw_mxyy2qqttpllshkvfvc">
               <w:r>
                 <w:rPr>
                   <w:rFonts w:ascii="Arial" w:cs="Arial" w:eastAsia="Malgun Gothic" w:hAnsi="Arial"/>
@@ -15579,7 +15716,7 @@
             <w:pPr>
               <w:spacing w:after="0" w:line="264"/>
             </w:pPr>
-            <w:hyperlink w:history="1" r:id="rIdehbbw0roeaehdruiuhpz8">
+            <w:hyperlink w:history="1" r:id="rIdfjmncr9dmnpohxkrrwaw5">
               <w:r>
                 <w:rPr>
                   <w:rFonts w:ascii="Arial" w:cs="Arial" w:eastAsia="Malgun Gothic" w:hAnsi="Arial"/>
@@ -15898,7 +16035,7 @@
                 <w:sz w:val="20"/>
                 <w:szCs w:val="20"/>
               </w:rPr>
-              <w:t xml:space="preserve">[PLACEHOLDER: 회화 1 링크] · [PLACEHOLDER: 어린이반 링크] — Jay가 Zoom 링크(학원 유료 계정, 8회 반복 회의)와 호스트 키를 10월 7일(수)까지 보내 드려요.</w:t>
+              <w:t xml:space="preserve">[PLACEHOLDER: 회화 1 링크] · [PLACEHOLDER: 어린이반 링크] — Jay가 Zoom 링크(학원 유료 계정, 8회 반복 회의)와 호스트 키를 10월 19일(월)까지 보내 드려요.</w:t>
             </w:r>
           </w:p>
         </w:tc>
@@ -16057,7 +16194,7 @@
               </w:rPr>
               <w:t xml:space="preserve">+56 9 4211 5562 · </w:t>
             </w:r>
-            <w:hyperlink w:history="1" r:id="rId5qtax56pjmvjmirn1ljnf">
+            <w:hyperlink w:history="1" r:id="rIdtsz4qxfec7xpzar__haf1">
               <w:r>
                 <w:rPr>
                   <w:rFonts w:ascii="Arial" w:cs="Arial" w:eastAsia="Malgun Gothic" w:hAnsi="Arial"/>
@@ -16180,7 +16317,7 @@
             <w:pPr>
               <w:spacing w:after="0" w:line="264"/>
             </w:pPr>
-            <w:hyperlink w:history="1" r:id="rIdoj51db5apijiauuavku2c">
+            <w:hyperlink w:history="1" r:id="rId7jqytfpcanlsxg0-ji-rd">
               <w:r>
                 <w:rPr>
                   <w:rFonts w:ascii="Arial" w:cs="Arial" w:eastAsia="Malgun Gothic" w:hAnsi="Arial"/>
@@ -16364,8 +16501,8 @@
       </w:r>
     </w:p>
     <w:sectPr>
-      <w:headerReference w:type="default" r:id="rId7"/>
-      <w:footerReference w:type="default" r:id="rId8"/>
+      <w:headerReference w:type="default" r:id="rId6"/>
+      <w:footerReference w:type="default" r:id="rId7"/>
       <w:pgSz w:w="12240" w:h="15840" w:orient="portrait"/>
       <w:pgMar w:top="1150" w:right="1440" w:bottom="1100" w:left="1440" w:header="708" w:footer="708" w:gutter="0"/>
       <w:pgNumType/>
@@ -16373,10 +16510,6 @@
     </w:sectPr>
   </w:body>
 </w:document>
-</file>
-
-<file path=word/comments.xml><?xml version="1.0" encoding="utf-8"?>
-<w:comments xmlns:cx="http://schemas.microsoft.com/office/drawing/2014/chartex" xmlns:cx1="http://schemas.microsoft.com/office/drawing/2015/9/8/chartex" xmlns:cx2="http://schemas.microsoft.com/office/drawing/2015/10/21/chartex" xmlns:cx3="http://schemas.microsoft.com/office/drawing/2016/5/9/chartex" xmlns:cx4="http://schemas.microsoft.com/office/drawing/2016/5/10/chartex" xmlns:cx5="http://schemas.microsoft.com/office/drawing/2016/5/11/chartex" xmlns:cx6="http://schemas.microsoft.com/office/drawing/2016/5/12/chartex" xmlns:cx7="http://schemas.microsoft.com/office/drawing/2016/5/13/chartex" xmlns:cx8="http://schemas.microsoft.com/office/drawing/2016/5/14/chartex" xmlns:mc="http://schemas.openxmlformats.org/markup-compatibility/2006" xmlns:aink="http://schemas.microsoft.com/office/drawing/2016/ink" xmlns:am3d="http://schemas.microsoft.com/office/drawing/2017/model3d" xmlns:o="urn:schemas-microsoft-com:office:office" xmlns:r="http://schemas.openxmlformats.org/officeDocument/2006/relationships" xmlns:m="http://schemas.openxmlformats.org/officeDocument/2006/math" xmlns:v="urn:schemas-microsoft-com:vml" xmlns:wp14="http://schemas.microsoft.com/office/word/2010/wordprocessingDrawing" xmlns:wp="http://schemas.openxmlformats.org/drawingml/2006/wordprocessingDrawing" xmlns:w10="urn:schemas-microsoft-com:office:word" xmlns:w="http://schemas.openxmlformats.org/wordprocessingml/2006/main" xmlns:w14="http://schemas.microsoft.com/office/word/2010/wordml" xmlns:w15="http://schemas.microsoft.com/office/word/2012/wordml" xmlns:w16cex="http://schemas.microsoft.com/office/word/2018/wordml/cex" xmlns:w16cid="http://schemas.microsoft.com/office/word/2016/wordml/cid" xmlns:w16="http://schemas.microsoft.com/office/word/2018/wordml" xmlns:w16sdtdh="http://schemas.microsoft.com/office/word/2020/wordml/sdtdatahash" xmlns:w16se="http://schemas.microsoft.com/office/word/2015/wordml/symex" xmlns:wpg="http://schemas.microsoft.com/office/word/2010/wordprocessingGroup" xmlns:wpi="http://schemas.microsoft.com/office/word/2010/wordprocessingInk" xmlns:wne="http://schemas.microsoft.com/office/word/2006/wordml" xmlns:wps="http://schemas.microsoft.com/office/word/2010/wordprocessingShape"/>
 </file>
 
 <file path=word/endnotes.xml><?xml version="1.0" encoding="utf-8"?>
@@ -16516,7 +16649,7 @@
 <w:numbering xmlns:wpc="http://schemas.microsoft.com/office/word/2010/wordprocessingCanvas" xmlns:mc="http://schemas.openxmlformats.org/markup-compatibility/2006" xmlns:o="urn:schemas-microsoft-com:office:office" xmlns:r="http://schemas.openxmlformats.org/officeDocument/2006/relationships" xmlns:m="http://schemas.openxmlformats.org/officeDocument/2006/math" xmlns:v="urn:schemas-microsoft-com:vml" xmlns:wp14="http://schemas.microsoft.com/office/word/2010/wordprocessingDrawing" xmlns:wp="http://schemas.openxmlformats.org/drawingml/2006/wordprocessingDrawing" xmlns:w10="urn:schemas-microsoft-com:office:word" xmlns:w="http://schemas.openxmlformats.org/wordprocessingml/2006/main" xmlns:w14="http://schemas.microsoft.com/office/word/2010/wordml" xmlns:w15="http://schemas.microsoft.com/office/word/2012/wordml" xmlns:wpg="http://schemas.microsoft.com/office/word/2010/wordprocessingGroup" xmlns:wpi="http://schemas.microsoft.com/office/word/2010/wordprocessingInk" xmlns:wne="http://schemas.microsoft.com/office/word/2006/wordml" xmlns:wps="http://schemas.microsoft.com/office/word/2010/wordprocessingShape" mc:Ignorable="w14 w15 wp14">
   <w:abstractNum w:abstractNumId="1" w15:restartNumberingAfterBreak="0">
     <w:multiLevelType w:val="hybridMultilevel"/>
-    <w:lvl w:ilvl="0" w15:tentative="1">
+    <w:lvl w:ilvl="0" w:tentative="1">
       <w:start w:val="1"/>
       <w:numFmt w:val="bullet"/>
       <w:lvlText w:val="●"/>
@@ -16525,7 +16658,7 @@
         <w:ind w:left="720" w:hanging="360"/>
       </w:pPr>
     </w:lvl>
-    <w:lvl w:ilvl="1" w15:tentative="1">
+    <w:lvl w:ilvl="1" w:tentative="1">
       <w:start w:val="1"/>
       <w:numFmt w:val="bullet"/>
       <w:lvlText w:val="○"/>
@@ -16534,7 +16667,7 @@
         <w:ind w:left="1440" w:hanging="360"/>
       </w:pPr>
     </w:lvl>
-    <w:lvl w:ilvl="2" w15:tentative="1">
+    <w:lvl w:ilvl="2" w:tentative="1">
       <w:start w:val="1"/>
       <w:numFmt w:val="bullet"/>
       <w:lvlText w:val="■"/>
@@ -16543,7 +16676,7 @@
         <w:ind w:left="2160" w:hanging="360"/>
       </w:pPr>
     </w:lvl>
-    <w:lvl w:ilvl="3" w15:tentative="1">
+    <w:lvl w:ilvl="3" w:tentative="1">
       <w:start w:val="1"/>
       <w:numFmt w:val="bullet"/>
       <w:lvlText w:val="●"/>
@@ -16552,7 +16685,7 @@
         <w:ind w:left="2880" w:hanging="360"/>
       </w:pPr>
     </w:lvl>
-    <w:lvl w:ilvl="4" w15:tentative="1">
+    <w:lvl w:ilvl="4" w:tentative="1">
       <w:start w:val="1"/>
       <w:numFmt w:val="bullet"/>
       <w:lvlText w:val="○"/>
@@ -16561,7 +16694,7 @@
         <w:ind w:left="3600" w:hanging="360"/>
       </w:pPr>
     </w:lvl>
-    <w:lvl w:ilvl="5" w15:tentative="1">
+    <w:lvl w:ilvl="5" w:tentative="1">
       <w:start w:val="1"/>
       <w:numFmt w:val="bullet"/>
       <w:lvlText w:val="■"/>
@@ -16570,7 +16703,7 @@
         <w:ind w:left="4320" w:hanging="360"/>
       </w:pPr>
     </w:lvl>
-    <w:lvl w:ilvl="6" w15:tentative="1">
+    <w:lvl w:ilvl="6" w:tentative="1">
       <w:start w:val="1"/>
       <w:numFmt w:val="bullet"/>
       <w:lvlText w:val="●"/>
@@ -16579,7 +16712,7 @@
         <w:ind w:left="5040" w:hanging="360"/>
       </w:pPr>
     </w:lvl>
-    <w:lvl w:ilvl="7" w15:tentative="1">
+    <w:lvl w:ilvl="7" w:tentative="1">
       <w:start w:val="1"/>
       <w:numFmt w:val="bullet"/>
       <w:lvlText w:val="●"/>
@@ -16588,7 +16721,7 @@
         <w:ind w:left="5760" w:hanging="360"/>
       </w:pPr>
     </w:lvl>
-    <w:lvl w:ilvl="8" w15:tentative="1">
+    <w:lvl w:ilvl="8" w:tentative="1">
       <w:start w:val="1"/>
       <w:numFmt w:val="bullet"/>
       <w:lvlText w:val="●"/>
@@ -16620,6 +16753,25 @@
     </w:rPrDefault>
     <w:pPrDefault/>
   </w:docDefaults>
+  <w:style w:type="paragraph" w:styleId="Normal" w:default="1">
+    <w:name w:val="Normal"/>
+    <w:qFormat/>
+  </w:style>
+  <w:style w:type="table" w:styleId="TableNormal" w:default="true">
+    <w:name w:val="Normal Table"/>
+    <w:uiPriority w:val="99"/>
+    <w:semiHidden/>
+    <w:unhideWhenUsed/>
+    <w:tblPr>
+      <w:tblInd w:type="dxa" w:w="0"/>
+      <w:tblCellMar>
+        <w:top w:type="dxa" w:w="0"/>
+        <w:left w:type="dxa" w:w="108"/>
+        <w:bottom w:type="dxa" w:w="0"/>
+        <w:right w:type="dxa" w:w="108"/>
+      </w:tblCellMar>
+    </w:tblPr>
+  </w:style>
   <w:style w:type="paragraph" w:styleId="Title">
     <w:name w:val="Title"/>
     <w:basedOn w:val="Normal"/>
@@ -16792,4 +16944,294 @@
     </w:rPr>
   </w:style>
 </w:styles>
+</file>
+
+<file path=word/theme/theme1.xml><?xml version="1.0" encoding="utf-8"?>
+<a:theme xmlns:a="http://schemas.openxmlformats.org/drawingml/2006/main" name="Office Theme">
+  <a:themeElements>
+    <a:clrScheme name="Office">
+      <a:dk1>
+        <a:sysClr val="windowText" lastClr="000000"/>
+      </a:dk1>
+      <a:lt1>
+        <a:sysClr val="window" lastClr="FFFFFF"/>
+      </a:lt1>
+      <a:dk2>
+        <a:srgbClr val="44546A"/>
+      </a:dk2>
+      <a:lt2>
+        <a:srgbClr val="E7E6E6"/>
+      </a:lt2>
+      <a:accent1>
+        <a:srgbClr val="4472C4"/>
+      </a:accent1>
+      <a:accent2>
+        <a:srgbClr val="ED7D31"/>
+      </a:accent2>
+      <a:accent3>
+        <a:srgbClr val="A5A5A5"/>
+      </a:accent3>
+      <a:accent4>
+        <a:srgbClr val="FFC000"/>
+      </a:accent4>
+      <a:accent5>
+        <a:srgbClr val="5B9BD5"/>
+      </a:accent5>
+      <a:accent6>
+        <a:srgbClr val="70AD47"/>
+      </a:accent6>
+      <a:hlink>
+        <a:srgbClr val="0563C1"/>
+      </a:hlink>
+      <a:folHlink>
+        <a:srgbClr val="954F72"/>
+      </a:folHlink>
+    </a:clrScheme>
+    <a:fontScheme name="Office">
+      <a:majorFont>
+        <a:latin typeface="Calibri Light" panose="020F0302020204030204"/>
+        <a:ea typeface=""/>
+        <a:cs typeface=""/>
+        <a:font script="Jpan" typeface="游ゴシック Light"/>
+        <a:font script="Hang" typeface="맑은 고딕"/>
+        <a:font script="Hans" typeface="等线 Light"/>
+        <a:font script="Hant" typeface="新細明體"/>
+        <a:font script="Arab" typeface="Times New Roman"/>
+        <a:font script="Hebr" typeface="Times New Roman"/>
+        <a:font script="Thai" typeface="Angsana New"/>
+        <a:font script="Ethi" typeface="Nyala"/>
+        <a:font script="Beng" typeface="Vrinda"/>
+        <a:font script="Gujr" typeface="Shruti"/>
+        <a:font script="Khmr" typeface="MoolBoran"/>
+        <a:font script="Knda" typeface="Tunga"/>
+        <a:font script="Guru" typeface="Raavi"/>
+        <a:font script="Cans" typeface="Euphemia"/>
+        <a:font script="Cher" typeface="Plantagenet Cherokee"/>
+        <a:font script="Yiii" typeface="Microsoft Yi Baiti"/>
+        <a:font script="Tibt" typeface="Microsoft Himalaya"/>
+        <a:font script="Thaa" typeface="MV Boli"/>
+        <a:font script="Deva" typeface="Mangal"/>
+        <a:font script="Telu" typeface="Gautami"/>
+        <a:font script="Taml" typeface="Latha"/>
+        <a:font script="Syrc" typeface="Estrangelo Edessa"/>
+        <a:font script="Orya" typeface="Kalinga"/>
+        <a:font script="Mlym" typeface="Kartika"/>
+        <a:font script="Laoo" typeface="DokChampa"/>
+        <a:font script="Sinh" typeface="Iskoola Pota"/>
+        <a:font script="Mong" typeface="Mongolian Baiti"/>
+        <a:font script="Viet" typeface="Times New Roman"/>
+        <a:font script="Uigh" typeface="Microsoft Uighur"/>
+        <a:font script="Geor" typeface="Sylfaen"/>
+        <a:font script="Armn" typeface="Arial"/>
+        <a:font script="Bugi" typeface="Leelawadee UI"/>
+        <a:font script="Bopo" typeface="Microsoft JhengHei"/>
+        <a:font script="Java" typeface="Javanese Text"/>
+        <a:font script="Lisu" typeface="Segoe UI"/>
+        <a:font script="Mymr" typeface="Myanmar Text"/>
+        <a:font script="Nkoo" typeface="Ebrima"/>
+        <a:font script="Olck" typeface="Nirmala UI"/>
+        <a:font script="Osma" typeface="Ebrima"/>
+        <a:font script="Phag" typeface="Phagspa"/>
+        <a:font script="Syrn" typeface="Estrangelo Edessa"/>
+        <a:font script="Syrj" typeface="Estrangelo Edessa"/>
+        <a:font script="Syre" typeface="Estrangelo Edessa"/>
+        <a:font script="Sora" typeface="Nirmala UI"/>
+        <a:font script="Tale" typeface="Microsoft Tai Le"/>
+        <a:font script="Talu" typeface="Microsoft New Tai Lue"/>
+        <a:font script="Tfng" typeface="Ebrima"/>
+      </a:majorFont>
+      <a:minorFont>
+        <a:latin typeface="Calibri" panose="020F0502020204030204"/>
+        <a:ea typeface=""/>
+        <a:cs typeface=""/>
+        <a:font script="Jpan" typeface="游明朝"/>
+        <a:font script="Hang" typeface="맑은 고딕"/>
+        <a:font script="Hans" typeface="等线"/>
+        <a:font script="Hant" typeface="新細明體"/>
+        <a:font script="Arab" typeface="Arial"/>
+        <a:font script="Hebr" typeface="Arial"/>
+        <a:font script="Thai" typeface="Cordia New"/>
+        <a:font script="Ethi" typeface="Nyala"/>
+        <a:font script="Beng" typeface="Vrinda"/>
+        <a:font script="Gujr" typeface="Shruti"/>
+        <a:font script="Khmr" typeface="DaunPenh"/>
+        <a:font script="Knda" typeface="Tunga"/>
+        <a:font script="Guru" typeface="Raavi"/>
+        <a:font script="Cans" typeface="Euphemia"/>
+        <a:font script="Cher" typeface="Plantagenet Cherokee"/>
+        <a:font script="Yiii" typeface="Microsoft Yi Baiti"/>
+        <a:font script="Tibt" typeface="Microsoft Himalaya"/>
+        <a:font script="Thaa" typeface="MV Boli"/>
+        <a:font script="Deva" typeface="Mangal"/>
+        <a:font script="Telu" typeface="Gautami"/>
+        <a:font script="Taml" typeface="Latha"/>
+        <a:font script="Syrc" typeface="Estrangelo Edessa"/>
+        <a:font script="Orya" typeface="Kalinga"/>
+        <a:font script="Mlym" typeface="Kartika"/>
+        <a:font script="Laoo" typeface="DokChampa"/>
+        <a:font script="Sinh" typeface="Iskoola Pota"/>
+        <a:font script="Mong" typeface="Mongolian Baiti"/>
+        <a:font script="Viet" typeface="Arial"/>
+        <a:font script="Uigh" typeface="Microsoft Uighur"/>
+        <a:font script="Geor" typeface="Sylfaen"/>
+        <a:font script="Armn" typeface="Arial"/>
+        <a:font script="Bugi" typeface="Leelawadee UI"/>
+        <a:font script="Bopo" typeface="Microsoft JhengHei"/>
+        <a:font script="Java" typeface="Javanese Text"/>
+        <a:font script="Lisu" typeface="Segoe UI"/>
+        <a:font script="Mymr" typeface="Myanmar Text"/>
+        <a:font script="Nkoo" typeface="Ebrima"/>
+        <a:font script="Olck" typeface="Nirmala UI"/>
+        <a:font script="Osma" typeface="Ebrima"/>
+        <a:font script="Phag" typeface="Phagspa"/>
+        <a:font script="Syrn" typeface="Estrangelo Edessa"/>
+        <a:font script="Syrj" typeface="Estrangelo Edessa"/>
+        <a:font script="Syre" typeface="Estrangelo Edessa"/>
+        <a:font script="Sora" typeface="Nirmala UI"/>
+        <a:font script="Tale" typeface="Microsoft Tai Le"/>
+        <a:font script="Talu" typeface="Microsoft New Tai Lue"/>
+        <a:font script="Tfng" typeface="Ebrima"/>
+      </a:minorFont>
+    </a:fontScheme>
+    <a:fmtScheme name="Office">
+      <a:fillStyleLst>
+        <a:solidFill>
+          <a:schemeClr val="phClr"/>
+        </a:solidFill>
+        <a:gradFill rotWithShape="true">
+          <a:gsLst>
+            <a:gs pos="0">
+              <a:schemeClr val="phClr">
+                <a:lumMod val="110000"/>
+                <a:satMod val="105000"/>
+                <a:tint val="67000"/>
+              </a:schemeClr>
+            </a:gs>
+            <a:gs pos="50000">
+              <a:schemeClr val="phClr">
+                <a:lumMod val="105000"/>
+                <a:satMod val="103000"/>
+                <a:tint val="73000"/>
+              </a:schemeClr>
+            </a:gs>
+            <a:gs pos="100000">
+              <a:schemeClr val="phClr">
+                <a:lumMod val="105000"/>
+                <a:satMod val="109000"/>
+                <a:tint val="81000"/>
+              </a:schemeClr>
+            </a:gs>
+          </a:gsLst>
+          <a:lin ang="5400000" scaled="false"/>
+        </a:gradFill>
+        <a:gradFill rotWithShape="true">
+          <a:gsLst>
+            <a:gs pos="0">
+              <a:schemeClr val="phClr">
+                <a:satMod val="103000"/>
+                <a:lumMod val="102000"/>
+                <a:tint val="94000"/>
+              </a:schemeClr>
+            </a:gs>
+            <a:gs pos="50000">
+              <a:schemeClr val="phClr">
+                <a:satMod val="110000"/>
+                <a:lumMod val="100000"/>
+                <a:shade val="100000"/>
+              </a:schemeClr>
+            </a:gs>
+            <a:gs pos="100000">
+              <a:schemeClr val="phClr">
+                <a:lumMod val="99000"/>
+                <a:satMod val="120000"/>
+                <a:shade val="78000"/>
+              </a:schemeClr>
+            </a:gs>
+          </a:gsLst>
+          <a:lin ang="5400000" scaled="false"/>
+        </a:gradFill>
+      </a:fillStyleLst>
+      <a:lnStyleLst>
+        <a:ln w="6350" cap="flat" cmpd="sng" algn="ctr">
+          <a:solidFill>
+            <a:schemeClr val="phClr"/>
+          </a:solidFill>
+          <a:prstDash val="solid"/>
+          <a:miter lim="800000"/>
+        </a:ln>
+        <a:ln w="12700" cap="flat" cmpd="sng" algn="ctr">
+          <a:solidFill>
+            <a:schemeClr val="phClr"/>
+          </a:solidFill>
+          <a:prstDash val="solid"/>
+          <a:miter lim="800000"/>
+        </a:ln>
+        <a:ln w="19050" cap="flat" cmpd="sng" algn="ctr">
+          <a:solidFill>
+            <a:schemeClr val="phClr"/>
+          </a:solidFill>
+          <a:prstDash val="solid"/>
+          <a:miter lim="800000"/>
+        </a:ln>
+      </a:lnStyleLst>
+      <a:effectStyleLst>
+        <a:effectStyle>
+          <a:effectLst/>
+        </a:effectStyle>
+        <a:effectStyle>
+          <a:effectLst/>
+        </a:effectStyle>
+        <a:effectStyle>
+          <a:effectLst>
+            <a:outerShdw blurRad="57150" dist="19050" dir="5400000" algn="ctr" rotWithShape="false">
+              <a:srgbClr val="000000">
+                <a:alpha val="63000"/>
+              </a:srgbClr>
+            </a:outerShdw>
+          </a:effectLst>
+        </a:effectStyle>
+      </a:effectStyleLst>
+      <a:bgFillStyleLst>
+        <a:solidFill>
+          <a:schemeClr val="phClr"/>
+        </a:solidFill>
+        <a:solidFill>
+          <a:schemeClr val="phClr">
+            <a:tint val="95000"/>
+            <a:satMod val="170000"/>
+          </a:schemeClr>
+        </a:solidFill>
+        <a:gradFill rotWithShape="true">
+          <a:gsLst>
+            <a:gs pos="0">
+              <a:schemeClr val="phClr">
+                <a:tint val="93000"/>
+                <a:satMod val="150000"/>
+                <a:shade val="98000"/>
+                <a:lumMod val="102000"/>
+              </a:schemeClr>
+            </a:gs>
+            <a:gs pos="50000">
+              <a:schemeClr val="phClr">
+                <a:tint val="98000"/>
+                <a:satMod val="130000"/>
+                <a:shade val="90000"/>
+                <a:lumMod val="103000"/>
+              </a:schemeClr>
+            </a:gs>
+            <a:gs pos="100000">
+              <a:schemeClr val="phClr">
+                <a:shade val="63000"/>
+                <a:satMod val="120000"/>
+              </a:schemeClr>
+            </a:gs>
+          </a:gsLst>
+          <a:lin ang="5400000" scaled="false"/>
+        </a:gradFill>
+      </a:bgFillStyleLst>
+    </a:fmtScheme>
+  </a:themeElements>
+  <a:objectDefaults/>
+  <a:extraClrSchemeLst/>
+</a:theme>
 </file>